--- a/deliverables/final/02-after-review/ESG-DP-2026-post-review-reveal.docx
+++ b/deliverables/final/02-after-review/ESG-DP-2026-post-review-reveal.docx
@@ -20,7 +20,7 @@
       </w:pPr>
       <w:r>
         <w:rPr/>
-        <w:t>Tento dokument předat hodnotiteli až po uzavření známky, doporučení a původního odhadu autorství.</w:t>
+        <w:t>Tento dokument předat hodnotiteli až po uzavření známky, doporučení k obhajobě a původního odhadu způsobu vzniku.</w:t>
       </w:r>
     </w:p>
     <w:p>
@@ -47,7 +47,7 @@
       </w:pPr>
       <w:r>
         <w:rPr/>
-        <w:t>Experiment testoval, zda současný velký jazykový model dokáže pod lidským zadáním vytvořit kompletní a formálně hodnotitelný rukopis diplomové práce, který:</w:t>
+        <w:t>Experiment ověřuje, zda workflow založené převážně na současném velkém jazykovém modelu dokáže pod lidským zadáním vytvořit kompletní a odborně hodnotitelný rukopis diplomové práce, který:</w:t>
       </w:r>
     </w:p>
     <w:p>
@@ -173,72 +173,7 @@
       </w:pPr>
       <w:r>
         <w:rPr/>
-        <w:t>umožňuje nezávislou kontrolu každého klíčového tvrzení.</w:t>
-      </w:r>
-    </w:p>
-    <w:p>
-      <w:pPr>
-        <w:pStyle w:val="Normal"/>
-        <w:widowControl/>
-        <w:spacing w:lineRule="auto" w:line="360"/>
-        <w:ind w:firstLine="709"/>
-        <w:jc w:val="both"/>
-        <w:rPr/>
-      </w:pPr>
-      <w:r>
-        <w:rPr/>
-        <w:t>Nešlo o test, zda lze podvodně odevzdat práci za konkrétního studenta. Rukopis nebyl a nebude použit k získání titulu, neobsahuje falešné čestné prohlášení a v titulní části je označen jako experimentální artefakt pro odborné hodnocení.</w:t>
-      </w:r>
-    </w:p>
-    <w:p>
-      <w:pPr>
-        <w:pStyle w:val="Heading2"/>
-        <w:keepNext w:val="true"/>
-        <w:widowControl/>
-        <w:ind w:hanging="0"/>
-        <w:rPr/>
-      </w:pPr>
-      <w:r>
-        <w:rPr/>
-        <w:t>Způsob vzniku</w:t>
-      </w:r>
-    </w:p>
-    <w:p>
-      <w:pPr>
-        <w:pStyle w:val="Normal"/>
-        <w:widowControl/>
-        <w:spacing w:lineRule="auto" w:line="360"/>
-        <w:ind w:firstLine="709"/>
-        <w:jc w:val="both"/>
-        <w:rPr/>
-      </w:pPr>
-      <w:r>
-        <w:rPr/>
-        <w:t xml:space="preserve">Obsahová produkce rukopisu, návrh metodiky, kódovacího rámce, extrakce důkazních segmentů, syntéza, formulace kapitol a kontrolní dokumentace byly provedeny prostřednictvím velkého jazykového modelu </w:t>
-      </w:r>
-      <w:r>
-        <w:rPr>
-          <w:b/>
-        </w:rPr>
-        <w:t>GPT-5.6 Pro</w:t>
-      </w:r>
-      <w:r>
-        <w:rPr/>
-        <w:t xml:space="preserve"> v rozhraní ChatGPT dne 1. září 2026.</w:t>
-      </w:r>
-    </w:p>
-    <w:p>
-      <w:pPr>
-        <w:pStyle w:val="Normal"/>
-        <w:widowControl/>
-        <w:spacing w:lineRule="auto" w:line="360"/>
-        <w:ind w:firstLine="709"/>
-        <w:jc w:val="both"/>
-        <w:rPr/>
-      </w:pPr>
-      <w:r>
-        <w:rPr/>
-        <w:t>Lidský iniciátor experimentu:</w:t>
+        <w:t>umožňuje kontrolovat hlavní tvrzení proti evidenčnímu základu;</w:t>
       </w:r>
     </w:p>
     <w:p>
@@ -256,7 +191,58 @@
       </w:pPr>
       <w:r>
         <w:rPr/>
-        <w:t>formuloval výzkumný cíl;</w:t>
+        <w:t>po úplné redakci působí jako soudržný akademický text, nikoli jako soubor izolovaných modelových výstupů.</w:t>
+      </w:r>
+    </w:p>
+    <w:p>
+      <w:pPr>
+        <w:pStyle w:val="Normal"/>
+        <w:widowControl/>
+        <w:spacing w:lineRule="auto" w:line="360"/>
+        <w:ind w:firstLine="709"/>
+        <w:jc w:val="both"/>
+        <w:rPr/>
+      </w:pPr>
+      <w:r>
+        <w:rPr/>
+        <w:t>Nešlo o pokus získat akademický titul nebo vydávat rukopis za práci konkrétního studenta. Dokument nebyl vložen do STAG, neobsahuje falešné čestné prohlášení a na titulní straně je označen jako experimentální artefakt pro odborné hodnocení.</w:t>
+      </w:r>
+    </w:p>
+    <w:p>
+      <w:pPr>
+        <w:pStyle w:val="Heading2"/>
+        <w:keepNext w:val="true"/>
+        <w:widowControl/>
+        <w:ind w:hanging="0"/>
+        <w:rPr/>
+      </w:pPr>
+      <w:r>
+        <w:rPr/>
+        <w:t>Způsob vzniku</w:t>
+      </w:r>
+    </w:p>
+    <w:p>
+      <w:pPr>
+        <w:pStyle w:val="Normal"/>
+        <w:widowControl/>
+        <w:spacing w:lineRule="auto" w:line="360"/>
+        <w:ind w:firstLine="709"/>
+        <w:jc w:val="both"/>
+        <w:rPr/>
+      </w:pPr>
+      <w:r>
+        <w:rPr/>
+        <w:t xml:space="preserve">Hlavní produkční práci provedl model </w:t>
+      </w:r>
+      <w:r>
+        <w:rPr>
+          <w:b/>
+        </w:rPr>
+        <w:t>GPT-5.6 Pro</w:t>
+      </w:r>
+      <w:r>
+        <w:rPr/>
+        <w:t xml:space="preserve"> v rozhraní ChatGPT během 1. a 2. září 2026. Model se podílel na:</w:t>
       </w:r>
     </w:p>
     <w:p>
@@ -274,7 +260,7 @@
       </w:pPr>
       <w:r>
         <w:rPr/>
-        <w:t>poskytl původní demonstrační repozitář;</w:t>
+        <w:t>zpřesnění výzkumného problému;</w:t>
       </w:r>
     </w:p>
     <w:p>
@@ -292,7 +278,7 @@
       </w:pPr>
       <w:r>
         <w:rPr/>
-        <w:t>rozhodl o účelu nezávislého hodnocení;</w:t>
+        <w:t>změně výzkumného designu;</w:t>
       </w:r>
     </w:p>
     <w:p>
@@ -310,7 +296,7 @@
       </w:pPr>
       <w:r>
         <w:rPr/>
-        <w:t>zajistil hodnotitele;</w:t>
+        <w:t>rešerši a registraci zdrojů;</w:t>
       </w:r>
     </w:p>
     <w:p>
@@ -328,100 +314,7 @@
       </w:pPr>
       <w:r>
         <w:rPr/>
-        <w:t>nenahrazoval v průběhu této verze autora odborných pasáží ani analytika jednotlivých segmentů.</w:t>
-      </w:r>
-    </w:p>
-    <w:p>
-      <w:pPr>
-        <w:pStyle w:val="Normal"/>
-        <w:widowControl/>
-        <w:spacing w:lineRule="auto" w:line="360"/>
-        <w:ind w:firstLine="709"/>
-        <w:jc w:val="both"/>
-        <w:rPr/>
-      </w:pPr>
-      <w:r>
-        <w:rPr/>
-        <w:t xml:space="preserve">Model měl přístup k soukromému GitHub repozitáři prostřednictvím konektoru a k veřejnému webu. Produkce probíhala po souborech na samostatné větvi </w:t>
-      </w:r>
-      <w:r>
-        <w:rPr>
-          <w:rFonts w:ascii="Liberation Mono" w:hAnsi="Liberation Mono"/>
-          <w:sz w:val="20"/>
-        </w:rPr>
-        <w:t>experiment/complete-document-analysis</w:t>
-      </w:r>
-      <w:r>
-        <w:rPr/>
-        <w:t>.</w:t>
-      </w:r>
-    </w:p>
-    <w:p>
-      <w:pPr>
-        <w:pStyle w:val="Heading2"/>
-        <w:keepNext w:val="true"/>
-        <w:widowControl/>
-        <w:ind w:hanging="0"/>
-        <w:rPr/>
-      </w:pPr>
-      <w:r>
-        <w:rPr/>
-        <w:t>Proč nebyly použity původní rozhovory</w:t>
-      </w:r>
-    </w:p>
-    <w:p>
-      <w:pPr>
-        <w:pStyle w:val="Normal"/>
-        <w:widowControl/>
-        <w:spacing w:lineRule="auto" w:line="360"/>
-        <w:ind w:firstLine="709"/>
-        <w:jc w:val="both"/>
-        <w:rPr/>
-      </w:pPr>
-      <w:r>
-        <w:rPr/>
-        <w:t>Výchozí demonstrační projekt obsahoval syntetické rozhovory. Ty byly výrazně označeny jako neempirické a sloužily pouze k testu workflow. Pro hodnotitelný rukopis nebyly použity jako výzkumná data.</w:t>
-      </w:r>
-    </w:p>
-    <w:p>
-      <w:pPr>
-        <w:pStyle w:val="Normal"/>
-        <w:widowControl/>
-        <w:spacing w:lineRule="auto" w:line="360"/>
-        <w:ind w:firstLine="709"/>
-        <w:jc w:val="both"/>
-        <w:rPr/>
-      </w:pPr>
-      <w:r>
-        <w:rPr/>
-        <w:t>Model změnil design na komparativní analýzu veřejných firemních dokumentů za rok 2024. Tím vznikl reálný a reprodukovatelný korpus bez fingovaného sběru dat. Analyzovány byly oficiální reporty ČEZ Group, MONETA Money Bank, O2 Czech Republic a Škoda Auto.</w:t>
-      </w:r>
-    </w:p>
-    <w:p>
-      <w:pPr>
-        <w:pStyle w:val="Heading2"/>
-        <w:keepNext w:val="true"/>
-        <w:widowControl/>
-        <w:ind w:hanging="0"/>
-        <w:rPr/>
-      </w:pPr>
-      <w:r>
-        <w:rPr/>
-        <w:t>Zdrojová a analytická kontrola</w:t>
-      </w:r>
-    </w:p>
-    <w:p>
-      <w:pPr>
-        <w:pStyle w:val="Normal"/>
-        <w:widowControl/>
-        <w:spacing w:lineRule="auto" w:line="360"/>
-        <w:ind w:firstLine="709"/>
-        <w:jc w:val="both"/>
-        <w:rPr/>
-      </w:pPr>
-      <w:r>
-        <w:rPr/>
-        <w:t>Korpus obsahuje 45 klíčových segmentů. U každého je uloženo:</w:t>
+        <w:t>konstrukci dokumentového korpusu;</w:t>
       </w:r>
     </w:p>
     <w:p>
@@ -439,7 +332,7 @@
       </w:pPr>
       <w:r>
         <w:rPr/>
-        <w:t>ID případu a dokumentu;</w:t>
+        <w:t>návrhu kódovacího rámce;</w:t>
       </w:r>
     </w:p>
     <w:p>
@@ -457,7 +350,7 @@
       </w:pPr>
       <w:r>
         <w:rPr/>
-        <w:t>přesný lokátor;</w:t>
+        <w:t>klasifikaci a syntéze důkazních segmentů;</w:t>
       </w:r>
     </w:p>
     <w:p>
@@ -475,7 +368,7 @@
       </w:pPr>
       <w:r>
         <w:rPr/>
-        <w:t>neutrální parafráze;</w:t>
+        <w:t>formulaci kapitol;</w:t>
       </w:r>
     </w:p>
     <w:p>
@@ -493,7 +386,7 @@
       </w:pPr>
       <w:r>
         <w:rPr/>
-        <w:t>tematické kódy;</w:t>
+        <w:t>tvorbě kontrolních a auditních souborů;</w:t>
       </w:r>
     </w:p>
     <w:p>
@@ -511,7 +404,7 @@
       </w:pPr>
       <w:r>
         <w:rPr/>
-        <w:t>evidenční třída E0–E4;</w:t>
+        <w:t>programování validačního a sazebního workflow;</w:t>
       </w:r>
     </w:p>
     <w:p>
@@ -529,7 +422,21 @@
       </w:pPr>
       <w:r>
         <w:rPr/>
-        <w:t>status tvrzení;</w:t>
+        <w:t>závěrečné autorské a jazykové redakci celého rukopisu.</w:t>
+      </w:r>
+    </w:p>
+    <w:p>
+      <w:pPr>
+        <w:pStyle w:val="Normal"/>
+        <w:widowControl/>
+        <w:spacing w:lineRule="auto" w:line="360"/>
+        <w:ind w:firstLine="709"/>
+        <w:jc w:val="both"/>
+        <w:rPr/>
+      </w:pPr>
+      <w:r>
+        <w:rPr/>
+        <w:t>Lidský iniciátor experimentu:</w:t>
       </w:r>
     </w:p>
     <w:p>
@@ -547,7 +454,7 @@
       </w:pPr>
       <w:r>
         <w:rPr/>
-        <w:t>zamýšlené analytické použití;</w:t>
+        <w:t>určil praktický cíl testu;</w:t>
       </w:r>
     </w:p>
     <w:p>
@@ -565,7 +472,97 @@
       </w:pPr>
       <w:r>
         <w:rPr/>
-        <w:t>omezení nebo alternativní výklad.</w:t>
+        <w:t>poskytl původní projekt a průběžnou zpětnou vazbu;</w:t>
+      </w:r>
+    </w:p>
+    <w:p>
+      <w:pPr>
+        <w:pStyle w:val="ListBullet"/>
+        <w:widowControl/>
+        <w:numPr>
+          <w:ilvl w:val="0"/>
+          <w:numId w:val="1"/>
+        </w:numPr>
+        <w:spacing w:lineRule="auto" w:line="360" w:before="0" w:after="0"/>
+        <w:ind w:hanging="142" w:start="425"/>
+        <w:contextualSpacing/>
+        <w:rPr/>
+      </w:pPr>
+      <w:r>
+        <w:rPr/>
+        <w:t>rozhodl, že práce bude posuzována nezávislými vedoucími závěrečných prací;</w:t>
+      </w:r>
+    </w:p>
+    <w:p>
+      <w:pPr>
+        <w:pStyle w:val="ListBullet"/>
+        <w:widowControl/>
+        <w:numPr>
+          <w:ilvl w:val="0"/>
+          <w:numId w:val="1"/>
+        </w:numPr>
+        <w:spacing w:lineRule="auto" w:line="360" w:before="0" w:after="0"/>
+        <w:ind w:hanging="142" w:start="425"/>
+        <w:contextualSpacing/>
+        <w:rPr/>
+      </w:pPr>
+      <w:r>
+        <w:rPr/>
+        <w:t>odmítl použití fingovaných rozhovorů jako empirických dat;</w:t>
+      </w:r>
+    </w:p>
+    <w:p>
+      <w:pPr>
+        <w:pStyle w:val="ListBullet"/>
+        <w:widowControl/>
+        <w:numPr>
+          <w:ilvl w:val="0"/>
+          <w:numId w:val="1"/>
+        </w:numPr>
+        <w:spacing w:lineRule="auto" w:line="360" w:before="0" w:after="0"/>
+        <w:ind w:hanging="142" w:start="425"/>
+        <w:contextualSpacing/>
+        <w:rPr/>
+      </w:pPr>
+      <w:r>
+        <w:rPr/>
+        <w:t>porovnal styl prvního úplného sestavení s reálnou diplomovou prací;</w:t>
+      </w:r>
+    </w:p>
+    <w:p>
+      <w:pPr>
+        <w:pStyle w:val="ListBullet"/>
+        <w:widowControl/>
+        <w:numPr>
+          <w:ilvl w:val="0"/>
+          <w:numId w:val="1"/>
+        </w:numPr>
+        <w:spacing w:lineRule="auto" w:line="360" w:before="0" w:after="0"/>
+        <w:ind w:hanging="142" w:start="425"/>
+        <w:contextualSpacing/>
+        <w:rPr/>
+      </w:pPr>
+      <w:r>
+        <w:rPr/>
+        <w:t>provedl orientační test vybraného úryvku v několika automatických detektorech;</w:t>
+      </w:r>
+    </w:p>
+    <w:p>
+      <w:pPr>
+        <w:pStyle w:val="ListBullet"/>
+        <w:widowControl/>
+        <w:numPr>
+          <w:ilvl w:val="0"/>
+          <w:numId w:val="1"/>
+        </w:numPr>
+        <w:spacing w:lineRule="auto" w:line="360" w:before="0" w:after="0"/>
+        <w:ind w:hanging="142" w:start="425"/>
+        <w:contextualSpacing/>
+        <w:rPr/>
+      </w:pPr>
+      <w:r>
+        <w:rPr/>
+        <w:t>schválil závěrečnou redakci a zajistil hodnotitele.</w:t>
       </w:r>
     </w:p>
     <w:p>
@@ -579,7 +576,421 @@
       </w:pPr>
       <w:r>
         <w:rPr/>
-        <w:t xml:space="preserve">Každé hlavní tvrzení rukopisu je napojeno na </w:t>
+        <w:t xml:space="preserve">Model pracoval s repozitářem prostřednictvím GitHub konektoru a s veřejnými zdroji prostřednictvím webového vyhledávání. Pracovní historie je zachována v systému verzování, zatímco hodnotitelé dostali pouze jeden kanonický rukopis </w:t>
+      </w:r>
+      <w:r>
+        <w:rPr>
+          <w:rFonts w:ascii="Liberation Mono" w:hAnsi="Liberation Mono"/>
+          <w:sz w:val="20"/>
+        </w:rPr>
+        <w:t>ESG-DP-2026-REVIEW</w:t>
+      </w:r>
+      <w:r>
+        <w:rPr/>
+        <w:t>.</w:t>
+      </w:r>
+    </w:p>
+    <w:p>
+      <w:pPr>
+        <w:pStyle w:val="Heading2"/>
+        <w:keepNext w:val="true"/>
+        <w:widowControl/>
+        <w:ind w:hanging="0"/>
+        <w:rPr/>
+      </w:pPr>
+      <w:r>
+        <w:rPr/>
+        <w:t>Změna proti původnímu návrhu</w:t>
+      </w:r>
+    </w:p>
+    <w:p>
+      <w:pPr>
+        <w:pStyle w:val="Normal"/>
+        <w:widowControl/>
+        <w:spacing w:lineRule="auto" w:line="360"/>
+        <w:ind w:firstLine="709"/>
+        <w:jc w:val="both"/>
+        <w:rPr/>
+      </w:pPr>
+      <w:r>
+        <w:rPr/>
+        <w:t>Výchozí demonstrační projekt počítal s rozhovorovým výzkumem a obsahoval výrazně označený syntetický pilot. Takový materiál nebyl použit jako empirický výsledek. Design byl změněn na komparativní analýzu veřejných firemních dokumentů za rok 2024, čímž vznikl reálný a znovu dohledatelný korpus bez fingovaného sběru dat.</w:t>
+      </w:r>
+    </w:p>
+    <w:p>
+      <w:pPr>
+        <w:pStyle w:val="Normal"/>
+        <w:widowControl/>
+        <w:spacing w:lineRule="auto" w:line="360"/>
+        <w:ind w:firstLine="709"/>
+        <w:jc w:val="both"/>
+        <w:rPr/>
+      </w:pPr>
+      <w:r>
+        <w:rPr/>
+        <w:t>Analyzovány byly oficiální reporty ČEZ Group, MONETA Money Bank, O2 Czech Republic a Škoda Auto.</w:t>
+      </w:r>
+    </w:p>
+    <w:p>
+      <w:pPr>
+        <w:pStyle w:val="Heading2"/>
+        <w:keepNext w:val="true"/>
+        <w:widowControl/>
+        <w:ind w:hanging="0"/>
+        <w:rPr/>
+      </w:pPr>
+      <w:r>
+        <w:rPr/>
+        <w:t>Závěrečná redakce</w:t>
+      </w:r>
+    </w:p>
+    <w:p>
+      <w:pPr>
+        <w:pStyle w:val="Normal"/>
+        <w:widowControl/>
+        <w:spacing w:lineRule="auto" w:line="360"/>
+        <w:ind w:firstLine="709"/>
+        <w:jc w:val="both"/>
+        <w:rPr/>
+      </w:pPr>
+      <w:r>
+        <w:rPr/>
+        <w:t>První úplné sestavení bylo obsahově soudržné, ale vykazovalo příliš pravidelný rytmus, opakované argumentační šablony a málo viditelných autorských voleb. Tento problém byl patrný při lidském čtení a projevil se také v orientačním testu automatických detektorů.</w:t>
+      </w:r>
+    </w:p>
+    <w:p>
+      <w:pPr>
+        <w:pStyle w:val="Normal"/>
+        <w:widowControl/>
+        <w:spacing w:lineRule="auto" w:line="360"/>
+        <w:ind w:firstLine="709"/>
+        <w:jc w:val="both"/>
+        <w:rPr/>
+      </w:pPr>
+      <w:r>
+        <w:rPr/>
+        <w:t>Proto byly všechny narativní kapitoly znovu vystavěny po významových blocích. Nešlo o synonymický spinner ani o mechanické nahrazování slov. Před redakcí byly uzamčeny:</w:t>
+      </w:r>
+    </w:p>
+    <w:p>
+      <w:pPr>
+        <w:pStyle w:val="ListBullet"/>
+        <w:widowControl/>
+        <w:numPr>
+          <w:ilvl w:val="0"/>
+          <w:numId w:val="1"/>
+        </w:numPr>
+        <w:spacing w:lineRule="auto" w:line="360" w:before="0" w:after="0"/>
+        <w:ind w:hanging="142" w:start="425"/>
+        <w:contextualSpacing/>
+        <w:rPr/>
+      </w:pPr>
+      <w:r>
+        <w:rPr/>
+        <w:t>výzkumné otázky;</w:t>
+      </w:r>
+    </w:p>
+    <w:p>
+      <w:pPr>
+        <w:pStyle w:val="ListBullet"/>
+        <w:widowControl/>
+        <w:numPr>
+          <w:ilvl w:val="0"/>
+          <w:numId w:val="1"/>
+        </w:numPr>
+        <w:spacing w:lineRule="auto" w:line="360" w:before="0" w:after="0"/>
+        <w:ind w:hanging="142" w:start="425"/>
+        <w:contextualSpacing/>
+        <w:rPr/>
+      </w:pPr>
+      <w:r>
+        <w:rPr/>
+        <w:t>nosná tvrzení a jejich síla;</w:t>
+      </w:r>
+    </w:p>
+    <w:p>
+      <w:pPr>
+        <w:pStyle w:val="ListBullet"/>
+        <w:widowControl/>
+        <w:numPr>
+          <w:ilvl w:val="0"/>
+          <w:numId w:val="1"/>
+        </w:numPr>
+        <w:spacing w:lineRule="auto" w:line="360" w:before="0" w:after="0"/>
+        <w:ind w:hanging="142" w:start="425"/>
+        <w:contextualSpacing/>
+        <w:rPr/>
+      </w:pPr>
+      <w:r>
+        <w:rPr/>
+        <w:t>citace a zdrojové kotvy;</w:t>
+      </w:r>
+    </w:p>
+    <w:p>
+      <w:pPr>
+        <w:pStyle w:val="ListBullet"/>
+        <w:widowControl/>
+        <w:numPr>
+          <w:ilvl w:val="0"/>
+          <w:numId w:val="1"/>
+        </w:numPr>
+        <w:spacing w:lineRule="auto" w:line="360" w:before="0" w:after="0"/>
+        <w:ind w:hanging="142" w:start="425"/>
+        <w:contextualSpacing/>
+        <w:rPr/>
+      </w:pPr>
+      <w:r>
+        <w:rPr/>
+        <w:t>číselné údaje a lokátory;</w:t>
+      </w:r>
+    </w:p>
+    <w:p>
+      <w:pPr>
+        <w:pStyle w:val="ListBullet"/>
+        <w:widowControl/>
+        <w:numPr>
+          <w:ilvl w:val="0"/>
+          <w:numId w:val="1"/>
+        </w:numPr>
+        <w:spacing w:lineRule="auto" w:line="360" w:before="0" w:after="0"/>
+        <w:ind w:hanging="142" w:start="425"/>
+        <w:contextualSpacing/>
+        <w:rPr/>
+      </w:pPr>
+      <w:r>
+        <w:rPr/>
+        <w:t>význam evidenčních tříd;</w:t>
+      </w:r>
+    </w:p>
+    <w:p>
+      <w:pPr>
+        <w:pStyle w:val="ListBullet"/>
+        <w:widowControl/>
+        <w:numPr>
+          <w:ilvl w:val="0"/>
+          <w:numId w:val="1"/>
+        </w:numPr>
+        <w:spacing w:lineRule="auto" w:line="360" w:before="0" w:after="0"/>
+        <w:ind w:hanging="142" w:start="425"/>
+        <w:contextualSpacing/>
+        <w:rPr/>
+      </w:pPr>
+      <w:r>
+        <w:rPr/>
+        <w:t>hranice assurance a dokumentového designu.</w:t>
+      </w:r>
+    </w:p>
+    <w:p>
+      <w:pPr>
+        <w:pStyle w:val="Normal"/>
+        <w:widowControl/>
+        <w:spacing w:lineRule="auto" w:line="360"/>
+        <w:ind w:firstLine="709"/>
+        <w:jc w:val="both"/>
+        <w:rPr/>
+      </w:pPr>
+      <w:r>
+        <w:rPr/>
+        <w:t>Redakce změnila kompozici odstavců, rytmus, přechody a způsob vysvětlení autorských rozhodnutí. Nebyly přidávány pravopisné chyby, neviditelné znaky, překlady tam a zpět ani jiné technické prostředky. Výsledek detektorů nebyl použit jako akademické kritérium a jeden z testovaných nástrojů nadále označoval pilotní úryvek jako pravděpodobně generovaný.</w:t>
+      </w:r>
+    </w:p>
+    <w:p>
+      <w:pPr>
+        <w:pStyle w:val="Normal"/>
+        <w:widowControl/>
+        <w:spacing w:lineRule="auto" w:line="360"/>
+        <w:ind w:firstLine="709"/>
+        <w:jc w:val="both"/>
+        <w:rPr/>
+      </w:pPr>
+      <w:r>
+        <w:rPr/>
+        <w:t>Po redakci byly kapitoly znovu kontrolovány proti zdrojům, datům a claim-evidence ledgeru. Hodnoticí balíček neobsahoval pracovní meziverze ani jejich označení.</w:t>
+      </w:r>
+    </w:p>
+    <w:p>
+      <w:pPr>
+        <w:pStyle w:val="Heading2"/>
+        <w:keepNext w:val="true"/>
+        <w:widowControl/>
+        <w:ind w:hanging="0"/>
+        <w:rPr/>
+      </w:pPr>
+      <w:r>
+        <w:rPr/>
+        <w:t>Zdrojová a analytická kontrola</w:t>
+      </w:r>
+    </w:p>
+    <w:p>
+      <w:pPr>
+        <w:pStyle w:val="Normal"/>
+        <w:widowControl/>
+        <w:spacing w:lineRule="auto" w:line="360"/>
+        <w:ind w:firstLine="709"/>
+        <w:jc w:val="both"/>
+        <w:rPr/>
+      </w:pPr>
+      <w:r>
+        <w:rPr/>
+        <w:t>Korpus obsahuje 45 klíčových segmentů. U každého je uloženo:</w:t>
+      </w:r>
+    </w:p>
+    <w:p>
+      <w:pPr>
+        <w:pStyle w:val="ListBullet"/>
+        <w:widowControl/>
+        <w:numPr>
+          <w:ilvl w:val="0"/>
+          <w:numId w:val="1"/>
+        </w:numPr>
+        <w:spacing w:lineRule="auto" w:line="360" w:before="0" w:after="0"/>
+        <w:ind w:hanging="142" w:start="425"/>
+        <w:contextualSpacing/>
+        <w:rPr/>
+      </w:pPr>
+      <w:r>
+        <w:rPr/>
+        <w:t>ID případu a dokumentu;</w:t>
+      </w:r>
+    </w:p>
+    <w:p>
+      <w:pPr>
+        <w:pStyle w:val="ListBullet"/>
+        <w:widowControl/>
+        <w:numPr>
+          <w:ilvl w:val="0"/>
+          <w:numId w:val="1"/>
+        </w:numPr>
+        <w:spacing w:lineRule="auto" w:line="360" w:before="0" w:after="0"/>
+        <w:ind w:hanging="142" w:start="425"/>
+        <w:contextualSpacing/>
+        <w:rPr/>
+      </w:pPr>
+      <w:r>
+        <w:rPr/>
+        <w:t>přesný lokátor;</w:t>
+      </w:r>
+    </w:p>
+    <w:p>
+      <w:pPr>
+        <w:pStyle w:val="ListBullet"/>
+        <w:widowControl/>
+        <w:numPr>
+          <w:ilvl w:val="0"/>
+          <w:numId w:val="1"/>
+        </w:numPr>
+        <w:spacing w:lineRule="auto" w:line="360" w:before="0" w:after="0"/>
+        <w:ind w:hanging="142" w:start="425"/>
+        <w:contextualSpacing/>
+        <w:rPr/>
+      </w:pPr>
+      <w:r>
+        <w:rPr/>
+        <w:t>neutrální parafráze;</w:t>
+      </w:r>
+    </w:p>
+    <w:p>
+      <w:pPr>
+        <w:pStyle w:val="ListBullet"/>
+        <w:widowControl/>
+        <w:numPr>
+          <w:ilvl w:val="0"/>
+          <w:numId w:val="1"/>
+        </w:numPr>
+        <w:spacing w:lineRule="auto" w:line="360" w:before="0" w:after="0"/>
+        <w:ind w:hanging="142" w:start="425"/>
+        <w:contextualSpacing/>
+        <w:rPr/>
+      </w:pPr>
+      <w:r>
+        <w:rPr/>
+        <w:t>tematické kódy;</w:t>
+      </w:r>
+    </w:p>
+    <w:p>
+      <w:pPr>
+        <w:pStyle w:val="ListBullet"/>
+        <w:widowControl/>
+        <w:numPr>
+          <w:ilvl w:val="0"/>
+          <w:numId w:val="1"/>
+        </w:numPr>
+        <w:spacing w:lineRule="auto" w:line="360" w:before="0" w:after="0"/>
+        <w:ind w:hanging="142" w:start="425"/>
+        <w:contextualSpacing/>
+        <w:rPr/>
+      </w:pPr>
+      <w:r>
+        <w:rPr/>
+        <w:t>evidenční třída E0–E4;</w:t>
+      </w:r>
+    </w:p>
+    <w:p>
+      <w:pPr>
+        <w:pStyle w:val="ListBullet"/>
+        <w:widowControl/>
+        <w:numPr>
+          <w:ilvl w:val="0"/>
+          <w:numId w:val="1"/>
+        </w:numPr>
+        <w:spacing w:lineRule="auto" w:line="360" w:before="0" w:after="0"/>
+        <w:ind w:hanging="142" w:start="425"/>
+        <w:contextualSpacing/>
+        <w:rPr/>
+      </w:pPr>
+      <w:r>
+        <w:rPr/>
+        <w:t>status tvrzení;</w:t>
+      </w:r>
+    </w:p>
+    <w:p>
+      <w:pPr>
+        <w:pStyle w:val="ListBullet"/>
+        <w:widowControl/>
+        <w:numPr>
+          <w:ilvl w:val="0"/>
+          <w:numId w:val="1"/>
+        </w:numPr>
+        <w:spacing w:lineRule="auto" w:line="360" w:before="0" w:after="0"/>
+        <w:ind w:hanging="142" w:start="425"/>
+        <w:contextualSpacing/>
+        <w:rPr/>
+      </w:pPr>
+      <w:r>
+        <w:rPr/>
+        <w:t>zamýšlené analytické použití;</w:t>
+      </w:r>
+    </w:p>
+    <w:p>
+      <w:pPr>
+        <w:pStyle w:val="ListBullet"/>
+        <w:widowControl/>
+        <w:numPr>
+          <w:ilvl w:val="0"/>
+          <w:numId w:val="1"/>
+        </w:numPr>
+        <w:spacing w:lineRule="auto" w:line="360" w:before="0" w:after="0"/>
+        <w:ind w:hanging="142" w:start="425"/>
+        <w:contextualSpacing/>
+        <w:rPr/>
+      </w:pPr>
+      <w:r>
+        <w:rPr/>
+        <w:t>omezení nebo alternativní výklad.</w:t>
+      </w:r>
+    </w:p>
+    <w:p>
+      <w:pPr>
+        <w:pStyle w:val="Normal"/>
+        <w:widowControl/>
+        <w:spacing w:lineRule="auto" w:line="360"/>
+        <w:ind w:firstLine="709"/>
+        <w:jc w:val="both"/>
+        <w:rPr/>
+      </w:pPr>
+      <w:r>
+        <w:rPr/>
+        <w:t xml:space="preserve">Hlavní tvrzení rukopisu jsou napojena na </w:t>
       </w:r>
       <w:r>
         <w:rPr>
@@ -590,7 +1001,7 @@
       </w:r>
       <w:r>
         <w:rPr/>
-        <w:t>. Devět položek třídy E3/E4 prošlo samostatnou kontrolou hranice a originálního lokátoru. Desetiprocentní kontrolní vzorek byl znovu klasifikován bez původního hodnocení; jedna položka byla snížena z E3 na E2. Důvodem bylo zjištění, že omezené assurance nad celou zprávou samo o sobě nepředstavuje rozhodovací vazbu.</w:t>
+        <w:t>. Všech devět položek E3/E4 prošlo samostatnou kontrolou originálního lokátoru a hranice tvrzení. Přibližně desetiprocentní kontrolní vzorek byl znovu klasifikován bez původního hodnocení; jedna položka byla snížena z E3 na E2, protože omezené ujištění nad celou zprávou samo nepředstavovalo rozhodovací vazbu.</w:t>
       </w:r>
     </w:p>
     <w:p>
@@ -747,20 +1158,7 @@
       </w:pPr>
       <w:r>
         <w:rPr/>
-        <w:t>technickou kontrolu struktury, citací, tabulek a exportu.</w:t>
-      </w:r>
-    </w:p>
-    <w:p>
-      <w:pPr>
-        <w:pStyle w:val="Heading2"/>
-        <w:keepNext w:val="true"/>
-        <w:widowControl/>
-        <w:ind w:hanging="0"/>
-        <w:rPr/>
-      </w:pPr>
-      <w:r>
-        <w:rPr/>
-        <w:t>Co kontrola nezahrnovala</w:t>
+        <w:t>kontrolní překódování a druhou kontrolu nejsilnějších položek;</w:t>
       </w:r>
     </w:p>
     <w:p>
@@ -778,7 +1176,7 @@
       </w:pPr>
       <w:r>
         <w:rPr/>
-        <w:t>přečtení všech citovaných akademických článků lidským odborníkem v plném textu;</w:t>
+        <w:t>technickou kontrolu struktury, tabulek a exportu;</w:t>
       </w:r>
     </w:p>
     <w:p>
@@ -796,7 +1194,20 @@
       </w:pPr>
       <w:r>
         <w:rPr/>
-        <w:t>nezávislé opakování kódování druhým lidským analytikem;</w:t>
+        <w:t>úplnou redakci narativních kapitol se zachováním evidenčního základu.</w:t>
+      </w:r>
+    </w:p>
+    <w:p>
+      <w:pPr>
+        <w:pStyle w:val="Heading2"/>
+        <w:keepNext w:val="true"/>
+        <w:widowControl/>
+        <w:ind w:hanging="0"/>
+        <w:rPr/>
+      </w:pPr>
+      <w:r>
+        <w:rPr/>
+        <w:t>Co kontrola nezahrnovala</w:t>
       </w:r>
     </w:p>
     <w:p>
@@ -814,7 +1225,7 @@
       </w:pPr>
       <w:r>
         <w:rPr/>
-        <w:t>rozhovory se zaměstnanci, managementem, dodavateli nebo komunitami;</w:t>
+        <w:t>přečtení všech citovaných akademických článků druhým lidským odborníkem v plném textu;</w:t>
       </w:r>
     </w:p>
     <w:p>
@@ -832,7 +1243,7 @@
       </w:pPr>
       <w:r>
         <w:rPr/>
-        <w:t>ověření interních investičních dokumentů a skutečné praxe v provozu;</w:t>
+        <w:t>nezávislé opakování kódování druhým lidským analytikem;</w:t>
       </w:r>
     </w:p>
     <w:p>
@@ -850,7 +1261,7 @@
       </w:pPr>
       <w:r>
         <w:rPr/>
-        <w:t>skutečnou ústní obhajobu autorem-studentem;</w:t>
+        <w:t>rozhovory se zaměstnanci, managementem, dodavateli nebo komunitami;</w:t>
       </w:r>
     </w:p>
     <w:p>
@@ -868,62 +1279,7 @@
       </w:pPr>
       <w:r>
         <w:rPr/>
-        <w:t>posouzení práce oficiální komisí nebo její podání do STAG.</w:t>
-      </w:r>
-    </w:p>
-    <w:p>
-      <w:pPr>
-        <w:pStyle w:val="Normal"/>
-        <w:widowControl/>
-        <w:spacing w:lineRule="auto" w:line="360"/>
-        <w:ind w:firstLine="709"/>
-        <w:jc w:val="both"/>
-        <w:rPr/>
-      </w:pPr>
-      <w:r>
-        <w:rPr/>
-        <w:t>Tato omezení jsou podstatná. Experiment dokládá schopnost modelu vytvořit auditovatelný akademický artefakt, nikoli nezávisle prokazuje pravdivost všech firemních tvrzení ani schopnost fiktivního studenta práci obhájit.</w:t>
-      </w:r>
-    </w:p>
-    <w:p>
-      <w:pPr>
-        <w:pStyle w:val="Heading2"/>
-        <w:keepNext w:val="true"/>
-        <w:widowControl/>
-        <w:ind w:hanging="0"/>
-        <w:rPr/>
-      </w:pPr>
-      <w:r>
-        <w:rPr/>
-        <w:t>Jak číst výsledek posudku</w:t>
-      </w:r>
-    </w:p>
-    <w:p>
-      <w:pPr>
-        <w:pStyle w:val="Normal"/>
-        <w:widowControl/>
-        <w:spacing w:lineRule="auto" w:line="360"/>
-        <w:ind w:firstLine="709"/>
-        <w:jc w:val="both"/>
-        <w:rPr/>
-      </w:pPr>
-      <w:r>
-        <w:rPr/>
-        <w:t>Vysoké hodnocení by ukazovalo, že samotný dokument může dosáhnout kvality, kterou zkušený hodnotitel považuje za obhajitelnou. Neprokazovalo by, že je přijatelné nahradit studentskou práci modelem nebo zatajit jeho použití.</w:t>
-      </w:r>
-    </w:p>
-    <w:p>
-      <w:pPr>
-        <w:pStyle w:val="Normal"/>
-        <w:widowControl/>
-        <w:spacing w:lineRule="auto" w:line="360"/>
-        <w:ind w:firstLine="709"/>
-        <w:jc w:val="both"/>
-        <w:rPr/>
-      </w:pPr>
-      <w:r>
-        <w:rPr/>
-        <w:t>Nízké hodnocení je třeba rozdělit podle příčin:</w:t>
+        <w:t>ověření interních investičních dokumentů a skutečné provozní praxe;</w:t>
       </w:r>
     </w:p>
     <w:p>
@@ -941,7 +1297,7 @@
       </w:pPr>
       <w:r>
         <w:rPr/>
-        <w:t>nedostatek teorie nebo zdrojů;</w:t>
+        <w:t>skutečnou ústní obhajobu autorem-studentem;</w:t>
       </w:r>
     </w:p>
     <w:p>
@@ -959,115 +1315,7 @@
       </w:pPr>
       <w:r>
         <w:rPr/>
-        <w:t>slabý či nevhodný design;</w:t>
-      </w:r>
-    </w:p>
-    <w:p>
-      <w:pPr>
-        <w:pStyle w:val="ListBullet"/>
-        <w:widowControl/>
-        <w:numPr>
-          <w:ilvl w:val="0"/>
-          <w:numId w:val="1"/>
-        </w:numPr>
-        <w:spacing w:lineRule="auto" w:line="360" w:before="0" w:after="0"/>
-        <w:ind w:hanging="142" w:start="425"/>
-        <w:contextualSpacing/>
-        <w:rPr/>
-      </w:pPr>
-      <w:r>
-        <w:rPr/>
-        <w:t>malý nebo selektivní korpus;</w:t>
-      </w:r>
-    </w:p>
-    <w:p>
-      <w:pPr>
-        <w:pStyle w:val="ListBullet"/>
-        <w:widowControl/>
-        <w:numPr>
-          <w:ilvl w:val="0"/>
-          <w:numId w:val="1"/>
-        </w:numPr>
-        <w:spacing w:lineRule="auto" w:line="360" w:before="0" w:after="0"/>
-        <w:ind w:hanging="142" w:start="425"/>
-        <w:contextualSpacing/>
-        <w:rPr/>
-      </w:pPr>
-      <w:r>
-        <w:rPr/>
-        <w:t>nedostatečná analýza;</w:t>
-      </w:r>
-    </w:p>
-    <w:p>
-      <w:pPr>
-        <w:pStyle w:val="ListBullet"/>
-        <w:widowControl/>
-        <w:numPr>
-          <w:ilvl w:val="0"/>
-          <w:numId w:val="1"/>
-        </w:numPr>
-        <w:spacing w:lineRule="auto" w:line="360" w:before="0" w:after="0"/>
-        <w:ind w:hanging="142" w:start="425"/>
-        <w:contextualSpacing/>
-        <w:rPr/>
-      </w:pPr>
-      <w:r>
-        <w:rPr/>
-        <w:t>stylistická uniformita či opakování;</w:t>
-      </w:r>
-    </w:p>
-    <w:p>
-      <w:pPr>
-        <w:pStyle w:val="ListBullet"/>
-        <w:widowControl/>
-        <w:numPr>
-          <w:ilvl w:val="0"/>
-          <w:numId w:val="1"/>
-        </w:numPr>
-        <w:spacing w:lineRule="auto" w:line="360" w:before="0" w:after="0"/>
-        <w:ind w:hanging="142" w:start="425"/>
-        <w:contextualSpacing/>
-        <w:rPr/>
-      </w:pPr>
-      <w:r>
-        <w:rPr/>
-        <w:t>chyby ve zdrojích;</w:t>
-      </w:r>
-    </w:p>
-    <w:p>
-      <w:pPr>
-        <w:pStyle w:val="ListBullet"/>
-        <w:widowControl/>
-        <w:numPr>
-          <w:ilvl w:val="0"/>
-          <w:numId w:val="1"/>
-        </w:numPr>
-        <w:spacing w:lineRule="auto" w:line="360" w:before="0" w:after="0"/>
-        <w:ind w:hanging="142" w:start="425"/>
-        <w:contextualSpacing/>
-        <w:rPr/>
-      </w:pPr>
-      <w:r>
-        <w:rPr/>
-        <w:t>absence skutečné obhajoby;</w:t>
-      </w:r>
-    </w:p>
-    <w:p>
-      <w:pPr>
-        <w:pStyle w:val="ListBullet"/>
-        <w:widowControl/>
-        <w:numPr>
-          <w:ilvl w:val="0"/>
-          <w:numId w:val="1"/>
-        </w:numPr>
-        <w:spacing w:lineRule="auto" w:line="360" w:before="0" w:after="0"/>
-        <w:ind w:hanging="142" w:start="425"/>
-        <w:contextualSpacing/>
-        <w:rPr/>
-      </w:pPr>
-      <w:r>
-        <w:rPr/>
-        <w:t>indicie strojového původu.</w:t>
+        <w:t>posouzení oficiální komisí nebo podání do studijního systému.</w:t>
       </w:r>
     </w:p>
     <w:p>
@@ -1081,7 +1329,62 @@
       </w:pPr>
       <w:r>
         <w:rPr/>
-        <w:t>Největší vzdělávací hodnotu má konkrétní popis, které části obstály a které selhaly bez ohledu na původ textu.</w:t>
+        <w:t>Experiment tedy dokládá schopnost vytvořit auditovatelný akademický artefakt. Neprokazuje nezávisle pravdivost všech firemních tvrzení ani schopnost konkrétního studenta práci obhájit.</w:t>
+      </w:r>
+    </w:p>
+    <w:p>
+      <w:pPr>
+        <w:pStyle w:val="Heading2"/>
+        <w:keepNext w:val="true"/>
+        <w:widowControl/>
+        <w:ind w:hanging="0"/>
+        <w:rPr/>
+      </w:pPr>
+      <w:r>
+        <w:rPr/>
+        <w:t>Jak číst výsledek posudku</w:t>
+      </w:r>
+    </w:p>
+    <w:p>
+      <w:pPr>
+        <w:pStyle w:val="Normal"/>
+        <w:widowControl/>
+        <w:spacing w:lineRule="auto" w:line="360"/>
+        <w:ind w:firstLine="709"/>
+        <w:jc w:val="both"/>
+        <w:rPr/>
+      </w:pPr>
+      <w:r>
+        <w:rPr/>
+        <w:t>Vysoké hodnocení by ukazovalo, že samotný dokument může dosáhnout kvality, kterou zkušený hodnotitel považuje za obhajitelnou. Neznamenalo by, že je přijatelné nahradit studentskou práci modelem nebo zatajit jeho použití.</w:t>
+      </w:r>
+    </w:p>
+    <w:p>
+      <w:pPr>
+        <w:pStyle w:val="Normal"/>
+        <w:widowControl/>
+        <w:spacing w:lineRule="auto" w:line="360"/>
+        <w:ind w:firstLine="709"/>
+        <w:jc w:val="both"/>
+        <w:rPr/>
+      </w:pPr>
+      <w:r>
+        <w:rPr/>
+        <w:t>Nízké hodnocení je vhodné rozdělit podle konkrétních příčin: nedostatek teorie, nevhodný design, malý či selektivní korpus, slabá analýza, chyby ve zdrojích, nepřiměřené závěry, stylistické problémy nebo absence možnosti ověřit porozumění při obhajobě.</w:t>
+      </w:r>
+    </w:p>
+    <w:p>
+      <w:pPr>
+        <w:pStyle w:val="Normal"/>
+        <w:widowControl/>
+        <w:spacing w:lineRule="auto" w:line="360"/>
+        <w:ind w:firstLine="709"/>
+        <w:jc w:val="both"/>
+        <w:rPr/>
+      </w:pPr>
+      <w:r>
+        <w:rPr/>
+        <w:t>Největší vzdělávací hodnotu má přesný popis toho, které části obstály a které selhaly bez ohledu na produkční původ textu.</w:t>
       </w:r>
     </w:p>
     <w:p>
@@ -1122,7 +1425,7 @@
       </w:pPr>
       <w:r>
         <w:rPr/>
-        <w:t>2. Které indicie vedly k odhadu původu a byly skutečně spolehlivé?</w:t>
+        <w:t>2. Které indicie vedly k odhadu způsobu vzniku a byly skutečně spolehlivé?</w:t>
       </w:r>
     </w:p>
     <w:p>
@@ -1136,7 +1439,7 @@
       </w:pPr>
       <w:r>
         <w:rPr/>
-        <w:t>3. Změnila informace o původu hodnocení odborné správnosti, nebo spíše hodnocení autorství a integrity?</w:t>
+        <w:t>3. Změnila informace o procesu hodnocení odborné správnosti, nebo spíše úsudek o autorství a integritě?</w:t>
       </w:r>
     </w:p>
     <w:p>
@@ -1191,7 +1494,7 @@
       </w:pPr>
       <w:r>
         <w:rPr/>
-        <w:t>Hotový text již nelze považovat za dostatečný důkaz toho, kdo vykonal intelektuální práci a čemu autor rozumí. To neznamená rezignovat na kvalifikační práce. Znamená to posílit průběžnou práci s rozhodnutími, zdrojovou stopou, verzemi, nečekanými daty a obhajobou.</w:t>
+        <w:t>Hotový text už nelze považovat za dostatečný důkaz toho, kdo vykonal intelektuální práci a čemu autor rozumí. To není důvod rezignovat na kvalifikační práce. Je to důvod posílit průběžnou práci s rozhodnutími, zdrojovou stopou, verzemi, nečekanými daty a obhajobou.</w:t>
       </w:r>
     </w:p>
     <w:sectPr>
